--- a/03-peft-framework/notes/peft-distributed-quant.docx
+++ b/03-peft-framework/notes/peft-distributed-quant.docx
@@ -1568,6 +1568,728 @@
           <w:sz w:val="21"/>
         </w:rPr>
         <w:t>，推理时无额外延迟；而 Adapter/Prefix 类推理时必须带着额外结构，会增加延迟或占用上下文，这是常被忽略的差别。</w:t>
+      </w:r>
+    </w:p>
+    <w:p>
+      <w:pPr>
+        <w:pStyle w:val="Heading3"/>
+        <w:spacing w:before="120" w:after="80"/>
+      </w:pPr>
+      <w:r>
+        <w:rPr>
+          <w:rFonts w:ascii="Times New Roman" w:hAnsi="Times New Roman" w:eastAsia="微软雅黑"/>
+          <w:b/>
+          <w:i w:val="0"/>
+          <w:color w:val="1F3964"/>
+          <w:sz w:val="27"/>
+        </w:rPr>
+        <w:t>1.5 实测对照：Full vs LoRA vs QLoRA（本仓库已复现）</w:t>
+      </w:r>
+    </w:p>
+    <w:p>
+      <w:pPr>
+        <w:spacing w:line="348" w:lineRule="auto"/>
+      </w:pPr>
+      <w:r>
+        <w:rPr>
+          <w:rFonts w:ascii="Times New Roman" w:hAnsi="Times New Roman" w:eastAsia="宋体"/>
+          <w:b w:val="0"/>
+          <w:i w:val="0"/>
+          <w:sz w:val="22"/>
+        </w:rPr>
+        <w:t>上面是定性结论，下面用一组控制变量实验来验证。固定 Qwen2.5-0.5B、3000/300 条中文指令、全局 batch=16、cutoff 512、bf16、1 epoch、seed 42，只改变微调方式，在单卡 RTX 3080 Ti 12GB 上实测：</w:t>
+      </w:r>
+    </w:p>
+    <w:tbl>
+      <w:tblPr>
+        <w:tblStyle w:val="TableGrid"/>
+        <w:tblW w:type="auto" w:w="0"/>
+        <w:tblLayout w:type="autofit"/>
+        <w:tblLook w:firstColumn="1" w:firstRow="1" w:lastColumn="0" w:lastRow="0" w:noHBand="0" w:noVBand="1" w:val="04A0"/>
+      </w:tblPr>
+      <w:tblGrid>
+        <w:gridCol w:w="2160"/>
+        <w:gridCol w:w="2160"/>
+        <w:gridCol w:w="2160"/>
+        <w:gridCol w:w="2160"/>
+      </w:tblGrid>
+      <w:tr>
+        <w:tc>
+          <w:tcPr>
+            <w:tcW w:type="dxa" w:w="2160"/>
+            <w:shd w:val="clear" w:color="auto" w:fill="E8EDF7"/>
+          </w:tcPr>
+          <w:p>
+            <w:pPr>
+              <w:spacing w:line="264" w:lineRule="auto"/>
+            </w:pPr>
+            <w:r>
+              <w:rPr>
+                <w:rFonts w:ascii="Times New Roman" w:hAnsi="Times New Roman" w:eastAsia="微软雅黑"/>
+                <w:b/>
+                <w:i w:val="0"/>
+                <w:sz w:val="20"/>
+              </w:rPr>
+              <w:t>指标</w:t>
+            </w:r>
+          </w:p>
+        </w:tc>
+        <w:tc>
+          <w:tcPr>
+            <w:tcW w:type="dxa" w:w="2160"/>
+            <w:shd w:val="clear" w:color="auto" w:fill="E8EDF7"/>
+          </w:tcPr>
+          <w:p>
+            <w:pPr>
+              <w:spacing w:line="264" w:lineRule="auto"/>
+            </w:pPr>
+            <w:r>
+              <w:rPr>
+                <w:rFonts w:ascii="Times New Roman" w:hAnsi="Times New Roman" w:eastAsia="微软雅黑"/>
+                <w:b/>
+                <w:i w:val="0"/>
+                <w:sz w:val="20"/>
+              </w:rPr>
+              <w:t>Full</w:t>
+            </w:r>
+          </w:p>
+        </w:tc>
+        <w:tc>
+          <w:tcPr>
+            <w:tcW w:type="dxa" w:w="2160"/>
+            <w:shd w:val="clear" w:color="auto" w:fill="E8EDF7"/>
+          </w:tcPr>
+          <w:p>
+            <w:pPr>
+              <w:spacing w:line="264" w:lineRule="auto"/>
+            </w:pPr>
+            <w:r>
+              <w:rPr>
+                <w:rFonts w:ascii="Times New Roman" w:hAnsi="Times New Roman" w:eastAsia="微软雅黑"/>
+                <w:b/>
+                <w:i w:val="0"/>
+                <w:sz w:val="20"/>
+              </w:rPr>
+              <w:t>LoRA</w:t>
+            </w:r>
+          </w:p>
+        </w:tc>
+        <w:tc>
+          <w:tcPr>
+            <w:tcW w:type="dxa" w:w="2160"/>
+            <w:shd w:val="clear" w:color="auto" w:fill="E8EDF7"/>
+          </w:tcPr>
+          <w:p>
+            <w:pPr>
+              <w:spacing w:line="264" w:lineRule="auto"/>
+            </w:pPr>
+            <w:r>
+              <w:rPr>
+                <w:rFonts w:ascii="Times New Roman" w:hAnsi="Times New Roman" w:eastAsia="微软雅黑"/>
+                <w:b/>
+                <w:i w:val="0"/>
+                <w:sz w:val="20"/>
+              </w:rPr>
+              <w:t>QLoRA</w:t>
+            </w:r>
+          </w:p>
+        </w:tc>
+      </w:tr>
+      <w:tr>
+        <w:tc>
+          <w:tcPr>
+            <w:tcW w:type="dxa" w:w="2160"/>
+          </w:tcPr>
+          <w:p>
+            <w:pPr>
+              <w:spacing w:line="264" w:lineRule="auto"/>
+            </w:pPr>
+            <w:r>
+              <w:rPr>
+                <w:rFonts w:ascii="Times New Roman" w:hAnsi="Times New Roman" w:eastAsia="宋体"/>
+                <w:b w:val="0"/>
+                <w:i w:val="0"/>
+                <w:sz w:val="20"/>
+              </w:rPr>
+              <w:t>可训参数（占比）</w:t>
+            </w:r>
+          </w:p>
+        </w:tc>
+        <w:tc>
+          <w:tcPr>
+            <w:tcW w:type="dxa" w:w="2160"/>
+          </w:tcPr>
+          <w:p>
+            <w:pPr>
+              <w:spacing w:line="264" w:lineRule="auto"/>
+            </w:pPr>
+            <w:r>
+              <w:rPr>
+                <w:rFonts w:ascii="Times New Roman" w:hAnsi="Times New Roman" w:eastAsia="宋体"/>
+                <w:b w:val="0"/>
+                <w:i w:val="0"/>
+                <w:sz w:val="20"/>
+              </w:rPr>
+              <w:t>494.0M（100%）</w:t>
+            </w:r>
+          </w:p>
+        </w:tc>
+        <w:tc>
+          <w:tcPr>
+            <w:tcW w:type="dxa" w:w="2160"/>
+          </w:tcPr>
+          <w:p>
+            <w:pPr>
+              <w:spacing w:line="264" w:lineRule="auto"/>
+            </w:pPr>
+            <w:r>
+              <w:rPr>
+                <w:rFonts w:ascii="Times New Roman" w:hAnsi="Times New Roman" w:eastAsia="宋体"/>
+                <w:b w:val="0"/>
+                <w:i w:val="0"/>
+                <w:sz w:val="20"/>
+              </w:rPr>
+              <w:t>4.40M（0.88%）</w:t>
+            </w:r>
+          </w:p>
+        </w:tc>
+        <w:tc>
+          <w:tcPr>
+            <w:tcW w:type="dxa" w:w="2160"/>
+          </w:tcPr>
+          <w:p>
+            <w:pPr>
+              <w:spacing w:line="264" w:lineRule="auto"/>
+            </w:pPr>
+            <w:r>
+              <w:rPr>
+                <w:rFonts w:ascii="Times New Roman" w:hAnsi="Times New Roman" w:eastAsia="宋体"/>
+                <w:b w:val="0"/>
+                <w:i w:val="0"/>
+                <w:sz w:val="20"/>
+              </w:rPr>
+              <w:t>4.40M（0.88%）</w:t>
+            </w:r>
+          </w:p>
+        </w:tc>
+      </w:tr>
+      <w:tr>
+        <w:tc>
+          <w:tcPr>
+            <w:tcW w:type="dxa" w:w="2160"/>
+          </w:tcPr>
+          <w:p>
+            <w:pPr>
+              <w:spacing w:line="264" w:lineRule="auto"/>
+            </w:pPr>
+            <w:r>
+              <w:rPr>
+                <w:rFonts w:ascii="Times New Roman" w:hAnsi="Times New Roman" w:eastAsia="宋体"/>
+                <w:b w:val="0"/>
+                <w:i w:val="0"/>
+                <w:sz w:val="20"/>
+              </w:rPr>
+              <w:t>训练显存峰值</w:t>
+            </w:r>
+          </w:p>
+        </w:tc>
+        <w:tc>
+          <w:tcPr>
+            <w:tcW w:type="dxa" w:w="2160"/>
+          </w:tcPr>
+          <w:p>
+            <w:pPr>
+              <w:spacing w:line="264" w:lineRule="auto"/>
+            </w:pPr>
+            <w:r>
+              <w:rPr>
+                <w:rFonts w:ascii="Times New Roman" w:hAnsi="Times New Roman" w:eastAsia="宋体"/>
+                <w:b w:val="0"/>
+                <w:i w:val="0"/>
+                <w:sz w:val="20"/>
+              </w:rPr>
+              <w:t>11081 MB</w:t>
+            </w:r>
+          </w:p>
+        </w:tc>
+        <w:tc>
+          <w:tcPr>
+            <w:tcW w:type="dxa" w:w="2160"/>
+          </w:tcPr>
+          <w:p>
+            <w:pPr>
+              <w:spacing w:line="264" w:lineRule="auto"/>
+            </w:pPr>
+            <w:r>
+              <w:rPr>
+                <w:rFonts w:ascii="Times New Roman" w:hAnsi="Times New Roman" w:eastAsia="宋体"/>
+                <w:b w:val="0"/>
+                <w:i w:val="0"/>
+                <w:sz w:val="20"/>
+              </w:rPr>
+              <w:t>3699 MB</w:t>
+            </w:r>
+          </w:p>
+        </w:tc>
+        <w:tc>
+          <w:tcPr>
+            <w:tcW w:type="dxa" w:w="2160"/>
+          </w:tcPr>
+          <w:p>
+            <w:pPr>
+              <w:spacing w:line="264" w:lineRule="auto"/>
+            </w:pPr>
+            <w:r>
+              <w:rPr>
+                <w:rFonts w:ascii="Times New Roman" w:hAnsi="Times New Roman" w:eastAsia="宋体"/>
+                <w:b w:val="0"/>
+                <w:i w:val="0"/>
+                <w:sz w:val="20"/>
+              </w:rPr>
+              <w:t>3199 MB</w:t>
+            </w:r>
+          </w:p>
+        </w:tc>
+      </w:tr>
+      <w:tr>
+        <w:tc>
+          <w:tcPr>
+            <w:tcW w:type="dxa" w:w="2160"/>
+          </w:tcPr>
+          <w:p>
+            <w:pPr>
+              <w:spacing w:line="264" w:lineRule="auto"/>
+            </w:pPr>
+            <w:r>
+              <w:rPr>
+                <w:rFonts w:ascii="Times New Roman" w:hAnsi="Times New Roman" w:eastAsia="宋体"/>
+                <w:b w:val="0"/>
+                <w:i w:val="0"/>
+                <w:sz w:val="20"/>
+              </w:rPr>
+              <w:t>纯训练时长</w:t>
+            </w:r>
+          </w:p>
+        </w:tc>
+        <w:tc>
+          <w:tcPr>
+            <w:tcW w:type="dxa" w:w="2160"/>
+          </w:tcPr>
+          <w:p>
+            <w:pPr>
+              <w:spacing w:line="264" w:lineRule="auto"/>
+            </w:pPr>
+            <w:r>
+              <w:rPr>
+                <w:rFonts w:ascii="Times New Roman" w:hAnsi="Times New Roman" w:eastAsia="宋体"/>
+                <w:b w:val="0"/>
+                <w:i w:val="0"/>
+                <w:sz w:val="20"/>
+              </w:rPr>
+              <w:t>4.53 min</w:t>
+            </w:r>
+          </w:p>
+        </w:tc>
+        <w:tc>
+          <w:tcPr>
+            <w:tcW w:type="dxa" w:w="2160"/>
+          </w:tcPr>
+          <w:p>
+            <w:pPr>
+              <w:spacing w:line="264" w:lineRule="auto"/>
+            </w:pPr>
+            <w:r>
+              <w:rPr>
+                <w:rFonts w:ascii="Times New Roman" w:hAnsi="Times New Roman" w:eastAsia="宋体"/>
+                <w:b w:val="0"/>
+                <w:i w:val="0"/>
+                <w:sz w:val="20"/>
+              </w:rPr>
+              <w:t>7.61 min</w:t>
+            </w:r>
+          </w:p>
+        </w:tc>
+        <w:tc>
+          <w:tcPr>
+            <w:tcW w:type="dxa" w:w="2160"/>
+          </w:tcPr>
+          <w:p>
+            <w:pPr>
+              <w:spacing w:line="264" w:lineRule="auto"/>
+            </w:pPr>
+            <w:r>
+              <w:rPr>
+                <w:rFonts w:ascii="Times New Roman" w:hAnsi="Times New Roman" w:eastAsia="宋体"/>
+                <w:b w:val="0"/>
+                <w:i w:val="0"/>
+                <w:sz w:val="20"/>
+              </w:rPr>
+              <w:t>9.94 min</w:t>
+            </w:r>
+          </w:p>
+        </w:tc>
+      </w:tr>
+      <w:tr>
+        <w:tc>
+          <w:tcPr>
+            <w:tcW w:type="dxa" w:w="2160"/>
+          </w:tcPr>
+          <w:p>
+            <w:pPr>
+              <w:spacing w:line="264" w:lineRule="auto"/>
+            </w:pPr>
+            <w:r>
+              <w:rPr>
+                <w:rFonts w:ascii="Times New Roman" w:hAnsi="Times New Roman" w:eastAsia="宋体"/>
+                <w:b w:val="0"/>
+                <w:i w:val="0"/>
+                <w:sz w:val="20"/>
+              </w:rPr>
+              <w:t>train / eval loss</w:t>
+            </w:r>
+          </w:p>
+        </w:tc>
+        <w:tc>
+          <w:tcPr>
+            <w:tcW w:type="dxa" w:w="2160"/>
+          </w:tcPr>
+          <w:p>
+            <w:pPr>
+              <w:spacing w:line="264" w:lineRule="auto"/>
+            </w:pPr>
+            <w:r>
+              <w:rPr>
+                <w:rFonts w:ascii="Times New Roman" w:hAnsi="Times New Roman" w:eastAsia="宋体"/>
+                <w:b w:val="0"/>
+                <w:i w:val="0"/>
+                <w:sz w:val="20"/>
+              </w:rPr>
+              <w:t>1.806 / 1.826</w:t>
+            </w:r>
+          </w:p>
+        </w:tc>
+        <w:tc>
+          <w:tcPr>
+            <w:tcW w:type="dxa" w:w="2160"/>
+          </w:tcPr>
+          <w:p>
+            <w:pPr>
+              <w:spacing w:line="264" w:lineRule="auto"/>
+            </w:pPr>
+            <w:r>
+              <w:rPr>
+                <w:rFonts w:ascii="Times New Roman" w:hAnsi="Times New Roman" w:eastAsia="宋体"/>
+                <w:b w:val="0"/>
+                <w:i w:val="0"/>
+                <w:sz w:val="20"/>
+              </w:rPr>
+              <w:t>1.840 / 2.007</w:t>
+            </w:r>
+          </w:p>
+        </w:tc>
+        <w:tc>
+          <w:tcPr>
+            <w:tcW w:type="dxa" w:w="2160"/>
+          </w:tcPr>
+          <w:p>
+            <w:pPr>
+              <w:spacing w:line="264" w:lineRule="auto"/>
+            </w:pPr>
+            <w:r>
+              <w:rPr>
+                <w:rFonts w:ascii="Times New Roman" w:hAnsi="Times New Roman" w:eastAsia="宋体"/>
+                <w:b w:val="0"/>
+                <w:i w:val="0"/>
+                <w:sz w:val="20"/>
+              </w:rPr>
+              <w:t>1.916 / 2.083</w:t>
+            </w:r>
+          </w:p>
+        </w:tc>
+      </w:tr>
+      <w:tr>
+        <w:tc>
+          <w:tcPr>
+            <w:tcW w:type="dxa" w:w="2160"/>
+          </w:tcPr>
+          <w:p>
+            <w:pPr>
+              <w:spacing w:line="264" w:lineRule="auto"/>
+            </w:pPr>
+            <w:r>
+              <w:rPr>
+                <w:rFonts w:ascii="Times New Roman" w:hAnsi="Times New Roman" w:eastAsia="宋体"/>
+                <w:b w:val="0"/>
+                <w:i w:val="0"/>
+                <w:sz w:val="20"/>
+              </w:rPr>
+              <w:t>部署权重大小</w:t>
+            </w:r>
+          </w:p>
+        </w:tc>
+        <w:tc>
+          <w:tcPr>
+            <w:tcW w:type="dxa" w:w="2160"/>
+          </w:tcPr>
+          <w:p>
+            <w:pPr>
+              <w:spacing w:line="264" w:lineRule="auto"/>
+            </w:pPr>
+            <w:r>
+              <w:rPr>
+                <w:rFonts w:ascii="Times New Roman" w:hAnsi="Times New Roman" w:eastAsia="宋体"/>
+                <w:b w:val="0"/>
+                <w:i w:val="0"/>
+                <w:sz w:val="20"/>
+              </w:rPr>
+              <w:t>1885 MB</w:t>
+            </w:r>
+          </w:p>
+        </w:tc>
+        <w:tc>
+          <w:tcPr>
+            <w:tcW w:type="dxa" w:w="2160"/>
+          </w:tcPr>
+          <w:p>
+            <w:pPr>
+              <w:spacing w:line="264" w:lineRule="auto"/>
+            </w:pPr>
+            <w:r>
+              <w:rPr>
+                <w:rFonts w:ascii="Times New Roman" w:hAnsi="Times New Roman" w:eastAsia="宋体"/>
+                <w:b w:val="0"/>
+                <w:i w:val="0"/>
+                <w:sz w:val="20"/>
+              </w:rPr>
+              <w:t>16.8 MB</w:t>
+            </w:r>
+          </w:p>
+        </w:tc>
+        <w:tc>
+          <w:tcPr>
+            <w:tcW w:type="dxa" w:w="2160"/>
+          </w:tcPr>
+          <w:p>
+            <w:pPr>
+              <w:spacing w:line="264" w:lineRule="auto"/>
+            </w:pPr>
+            <w:r>
+              <w:rPr>
+                <w:rFonts w:ascii="Times New Roman" w:hAnsi="Times New Roman" w:eastAsia="宋体"/>
+                <w:b w:val="0"/>
+                <w:i w:val="0"/>
+                <w:sz w:val="20"/>
+              </w:rPr>
+              <w:t>16.8 MB</w:t>
+            </w:r>
+          </w:p>
+        </w:tc>
+      </w:tr>
+    </w:tbl>
+    <w:p>
+      <w:pPr>
+        <w:spacing w:after="40"/>
+      </w:pPr>
+    </w:p>
+    <w:p>
+      <w:pPr>
+        <w:spacing w:line="348" w:lineRule="auto"/>
+      </w:pPr>
+      <w:r>
+        <w:rPr>
+          <w:rFonts w:ascii="Times New Roman" w:hAnsi="Times New Roman" w:eastAsia="宋体"/>
+          <w:b w:val="0"/>
+          <w:i w:val="0"/>
+          <w:sz w:val="22"/>
+        </w:rPr>
+        <w:t>可以读出三点：</w:t>
+      </w:r>
+    </w:p>
+    <w:p>
+      <w:pPr>
+        <w:spacing w:line="324" w:lineRule="auto" w:after="40"/>
+        <w:ind w:left="280"/>
+      </w:pPr>
+      <w:r>
+        <w:rPr>
+          <w:rFonts w:ascii="Times New Roman" w:hAnsi="Times New Roman" w:eastAsia="宋体"/>
+          <w:b w:val="0"/>
+          <w:i w:val="0"/>
+          <w:sz w:val="22"/>
+        </w:rPr>
+        <w:t xml:space="preserve">1. </w:t>
+      </w:r>
+      <w:r>
+        <w:rPr>
+          <w:rFonts w:ascii="Times New Roman" w:hAnsi="Times New Roman" w:eastAsia="宋体"/>
+          <w:b/>
+          <w:i w:val="0"/>
+          <w:sz w:val="22"/>
+        </w:rPr>
+        <w:t>显存与存储数量级下降。</w:t>
+      </w:r>
+      <w:r>
+        <w:rPr>
+          <w:rFonts w:ascii="Times New Roman" w:hAnsi="Times New Roman" w:eastAsia="宋体"/>
+          <w:b w:val="0"/>
+          <w:i w:val="0"/>
+          <w:sz w:val="22"/>
+        </w:rPr>
+        <w:t xml:space="preserve"> LoRA 只训 0.88% 参数、显存降到约三分之一，QLoRA 靠 4bit 基座进一步压到 3.2G；adapter 仅 16.8MB，比全参权重小约 112 倍，且能按任务热切换。</w:t>
+      </w:r>
+    </w:p>
+    <w:p>
+      <w:pPr>
+        <w:spacing w:line="324" w:lineRule="auto" w:after="40"/>
+        <w:ind w:left="280"/>
+      </w:pPr>
+      <w:r>
+        <w:rPr>
+          <w:rFonts w:ascii="Times New Roman" w:hAnsi="Times New Roman" w:eastAsia="宋体"/>
+          <w:b w:val="0"/>
+          <w:i w:val="0"/>
+          <w:sz w:val="22"/>
+        </w:rPr>
+        <w:t xml:space="preserve">2. </w:t>
+      </w:r>
+      <w:r>
+        <w:rPr>
+          <w:rFonts w:ascii="Times New Roman" w:hAnsi="Times New Roman" w:eastAsia="宋体"/>
+          <w:b/>
+          <w:i w:val="0"/>
+          <w:sz w:val="22"/>
+        </w:rPr>
+        <w:t>效果代价很小。</w:t>
+      </w:r>
+      <w:r>
+        <w:rPr>
+          <w:rFonts w:ascii="Times New Roman" w:hAnsi="Times New Roman" w:eastAsia="宋体"/>
+          <w:b w:val="0"/>
+          <w:i w:val="0"/>
+          <w:sz w:val="22"/>
+        </w:rPr>
+        <w:t xml:space="preserve"> 在只训 1 epoch 的小数据上 eval_loss 差距有限，Full 优于 LoRA、LoRA 优于 QLoRA 的排序，正好对应“可训练容量递减、量化引入噪声”的预期。</w:t>
+      </w:r>
+    </w:p>
+    <w:p>
+      <w:pPr>
+        <w:spacing w:line="324" w:lineRule="auto" w:after="40"/>
+        <w:ind w:left="280"/>
+      </w:pPr>
+      <w:r>
+        <w:rPr>
+          <w:rFonts w:ascii="Times New Roman" w:hAnsi="Times New Roman" w:eastAsia="宋体"/>
+          <w:b w:val="0"/>
+          <w:i w:val="0"/>
+          <w:sz w:val="22"/>
+        </w:rPr>
+        <w:t xml:space="preserve">3. </w:t>
+      </w:r>
+      <w:r>
+        <w:rPr>
+          <w:rFonts w:ascii="Times New Roman" w:hAnsi="Times New Roman" w:eastAsia="宋体"/>
+          <w:b/>
+          <w:i w:val="0"/>
+          <w:sz w:val="22"/>
+        </w:rPr>
+        <w:t>LoRA 并不一定更快。</w:t>
+      </w:r>
+      <w:r>
+        <w:rPr>
+          <w:rFonts w:ascii="Times New Roman" w:hAnsi="Times New Roman" w:eastAsia="宋体"/>
+          <w:b w:val="0"/>
+          <w:i w:val="0"/>
+          <w:sz w:val="22"/>
+        </w:rPr>
+        <w:t xml:space="preserve"> 本实验为保证公平把 micro-batch 都压到 2（Full 在 micro-batch=4 时第一步反向就 OOM）；LoRA 的冻结层在梯度检查点下反向仍要重算前向，QLoRA 还要额外做 4bit 反量化，于是 Full 反而最快。LoRA/QLoRA 的吞吐优势，要在“用省下的显存把 micro-batch 开大、或换更大模型”时才体现——这是显存与速度之间的真实取舍，不能只背“LoRA 又省又快”。</w:t>
+      </w:r>
+    </w:p>
+    <w:p>
+      <w:pPr>
+        <w:spacing w:line="348" w:lineRule="auto"/>
+      </w:pPr>
+      <w:r>
+        <w:rPr>
+          <w:rFonts w:ascii="Times New Roman" w:hAnsi="Times New Roman" w:eastAsia="宋体"/>
+          <w:b w:val="0"/>
+          <w:i w:val="0"/>
+          <w:sz w:val="22"/>
+        </w:rPr>
+        <w:t>两个高频坑：① 全参训练时</w:t>
+      </w:r>
+      <w:r>
+        <w:rPr>
+          <w:rFonts w:ascii="Times New Roman" w:hAnsi="Times New Roman" w:eastAsia="宋体"/>
+          <w:b/>
+          <w:i w:val="0"/>
+          <w:sz w:val="22"/>
+        </w:rPr>
+        <w:t>优化器状态</w:t>
+      </w:r>
+      <w:r>
+        <w:rPr>
+          <w:rFonts w:ascii="Times New Roman" w:hAnsi="Times New Roman" w:eastAsia="宋体"/>
+          <w:b w:val="0"/>
+          <w:i w:val="0"/>
+          <w:sz w:val="22"/>
+        </w:rPr>
+        <w:t>才是显存大头，调小 micro-batch、用梯度累积保持全局 batch，比硬扛更有效；② 大词表模型（Qwen 词表约 15.2 万）评测时 logits 张量大小约为 batch × seq × vocab，常常训练不 OOM、却在 epoch 末评测时 OOM，把评测 micro-batch 单独设为 1 即可。</w:t>
+      </w:r>
+    </w:p>
+    <w:p>
+      <w:pPr>
+        <w:spacing w:line="312" w:lineRule="auto"/>
+        <w:ind w:left="280"/>
+      </w:pPr>
+      <w:r>
+        <w:rPr>
+          <w:rFonts w:ascii="Times New Roman" w:hAnsi="Times New Roman" w:eastAsia="宋体"/>
+          <w:b w:val="0"/>
+          <w:i w:val="0"/>
+          <w:color w:val="555555"/>
+          <w:sz w:val="21"/>
+        </w:rPr>
+        <w:t xml:space="preserve">完整配置、原始日志、逐秒显存采样与一键复现脚本见 </w:t>
+      </w:r>
+      <w:r>
+        <w:rPr>
+          <w:rFonts w:ascii="Times New Roman" w:hAnsi="Times New Roman" w:eastAsia="宋体"/>
+          <w:b w:val="0"/>
+          <w:i w:val="0"/>
+          <w:color w:val="1155CC"/>
+          <w:sz w:val="21"/>
+        </w:rPr>
+        <w:t>../experiments/peft_lab/</w:t>
+      </w:r>
+      <w:r>
+        <w:rPr>
+          <w:rFonts w:ascii="Times New Roman" w:hAnsi="Times New Roman" w:eastAsia="宋体"/>
+          <w:b w:val="0"/>
+          <w:i w:val="0"/>
+          <w:color w:val="555555"/>
+          <w:sz w:val="21"/>
+        </w:rPr>
+        <w:t xml:space="preserve">，汇总数值见 </w:t>
+      </w:r>
+      <w:r>
+        <w:rPr>
+          <w:rFonts w:ascii="Times New Roman" w:hAnsi="Times New Roman" w:eastAsia="宋体"/>
+          <w:b w:val="0"/>
+          <w:i w:val="0"/>
+          <w:color w:val="1155CC"/>
+          <w:sz w:val="21"/>
+        </w:rPr>
+        <w:t>../experiments/peft_compare.csv</w:t>
+      </w:r>
+      <w:r>
+        <w:rPr>
+          <w:rFonts w:ascii="Times New Roman" w:hAnsi="Times New Roman" w:eastAsia="宋体"/>
+          <w:b w:val="0"/>
+          <w:i w:val="0"/>
+          <w:color w:val="555555"/>
+          <w:sz w:val="21"/>
+        </w:rPr>
+        <w:t>。</w:t>
       </w:r>
     </w:p>
     <w:p>

--- a/03-peft-framework/notes/peft-distributed-quant.docx
+++ b/03-peft-framework/notes/peft-distributed-quant.docx
@@ -4054,6 +4054,548 @@
     </w:p>
     <w:p>
       <w:pPr>
+        <w:pStyle w:val="Heading3"/>
+        <w:spacing w:before="120" w:after="80"/>
+      </w:pPr>
+      <w:r>
+        <w:rPr>
+          <w:rFonts w:ascii="Times New Roman" w:hAnsi="Times New Roman" w:eastAsia="微软雅黑"/>
+          <w:b/>
+          <w:i w:val="0"/>
+          <w:color w:val="1F3964"/>
+          <w:sz w:val="27"/>
+        </w:rPr>
+        <w:t>3.5 实测对照：bf16 vs NF4-4bit（本仓库已复现）</w:t>
+      </w:r>
+    </w:p>
+    <w:p>
+      <w:pPr>
+        <w:spacing w:line="348" w:lineRule="auto"/>
+      </w:pPr>
+      <w:r>
+        <w:rPr>
+          <w:rFonts w:ascii="Times New Roman" w:hAnsi="Times New Roman" w:eastAsia="宋体"/>
+          <w:b w:val="0"/>
+          <w:i w:val="0"/>
+          <w:sz w:val="22"/>
+        </w:rPr>
+        <w:t xml:space="preserve">在 RTX 3080 Ti + Qwen2.5-0.5B 上用 transformers + bitsandbytes 实测，脚本与日志见 </w:t>
+      </w:r>
+      <w:r>
+        <w:rPr>
+          <w:rFonts w:ascii="Times New Roman" w:hAnsi="Times New Roman" w:eastAsia="宋体"/>
+          <w:b w:val="0"/>
+          <w:i w:val="0"/>
+          <w:color w:val="1155CC"/>
+          <w:sz w:val="22"/>
+        </w:rPr>
+        <w:t>../experiments/quant_lab/</w:t>
+      </w:r>
+      <w:r>
+        <w:rPr>
+          <w:rFonts w:ascii="Times New Roman" w:hAnsi="Times New Roman" w:eastAsia="宋体"/>
+          <w:b w:val="0"/>
+          <w:i w:val="0"/>
+          <w:sz w:val="22"/>
+        </w:rPr>
+        <w:t xml:space="preserve">，汇总见 </w:t>
+      </w:r>
+      <w:r>
+        <w:rPr>
+          <w:rFonts w:ascii="Times New Roman" w:hAnsi="Times New Roman" w:eastAsia="宋体"/>
+          <w:b w:val="0"/>
+          <w:i w:val="0"/>
+          <w:color w:val="1155CC"/>
+          <w:sz w:val="22"/>
+        </w:rPr>
+        <w:t>../experiments/quant_infer.csv</w:t>
+      </w:r>
+      <w:r>
+        <w:rPr>
+          <w:rFonts w:ascii="Times New Roman" w:hAnsi="Times New Roman" w:eastAsia="宋体"/>
+          <w:b w:val="0"/>
+          <w:i w:val="0"/>
+          <w:sz w:val="22"/>
+        </w:rPr>
+        <w:t>。</w:t>
+      </w:r>
+    </w:p>
+    <w:tbl>
+      <w:tblPr>
+        <w:tblStyle w:val="TableGrid"/>
+        <w:tblW w:type="auto" w:w="0"/>
+        <w:tblLayout w:type="autofit"/>
+        <w:tblLook w:firstColumn="1" w:firstRow="1" w:lastColumn="0" w:lastRow="0" w:noHBand="0" w:noVBand="1" w:val="04A0"/>
+      </w:tblPr>
+      <w:tblGrid>
+        <w:gridCol w:w="1440"/>
+        <w:gridCol w:w="1440"/>
+        <w:gridCol w:w="1440"/>
+        <w:gridCol w:w="1440"/>
+        <w:gridCol w:w="1440"/>
+        <w:gridCol w:w="1440"/>
+      </w:tblGrid>
+      <w:tr>
+        <w:tc>
+          <w:tcPr>
+            <w:tcW w:type="dxa" w:w="1440"/>
+            <w:shd w:val="clear" w:color="auto" w:fill="E8EDF7"/>
+          </w:tcPr>
+          <w:p>
+            <w:pPr>
+              <w:spacing w:line="264" w:lineRule="auto"/>
+            </w:pPr>
+            <w:r>
+              <w:rPr>
+                <w:rFonts w:ascii="Times New Roman" w:hAnsi="Times New Roman" w:eastAsia="微软雅黑"/>
+                <w:b/>
+                <w:i w:val="0"/>
+                <w:sz w:val="20"/>
+              </w:rPr>
+              <w:t>精度</w:t>
+            </w:r>
+          </w:p>
+        </w:tc>
+        <w:tc>
+          <w:tcPr>
+            <w:tcW w:type="dxa" w:w="1440"/>
+            <w:shd w:val="clear" w:color="auto" w:fill="E8EDF7"/>
+          </w:tcPr>
+          <w:p>
+            <w:pPr>
+              <w:spacing w:line="264" w:lineRule="auto"/>
+            </w:pPr>
+            <w:r>
+              <w:rPr>
+                <w:rFonts w:ascii="Times New Roman" w:hAnsi="Times New Roman" w:eastAsia="微软雅黑"/>
+                <w:b/>
+                <w:i w:val="0"/>
+                <w:sz w:val="20"/>
+              </w:rPr>
+              <w:t>模型显存</w:t>
+            </w:r>
+          </w:p>
+        </w:tc>
+        <w:tc>
+          <w:tcPr>
+            <w:tcW w:type="dxa" w:w="1440"/>
+            <w:shd w:val="clear" w:color="auto" w:fill="E8EDF7"/>
+          </w:tcPr>
+          <w:p>
+            <w:pPr>
+              <w:spacing w:line="264" w:lineRule="auto"/>
+            </w:pPr>
+            <w:r>
+              <w:rPr>
+                <w:rFonts w:ascii="Times New Roman" w:hAnsi="Times New Roman" w:eastAsia="微软雅黑"/>
+                <w:b/>
+                <w:i w:val="0"/>
+                <w:sz w:val="20"/>
+              </w:rPr>
+              <w:t>PPL（↓）</w:t>
+            </w:r>
+          </w:p>
+        </w:tc>
+        <w:tc>
+          <w:tcPr>
+            <w:tcW w:type="dxa" w:w="1440"/>
+            <w:shd w:val="clear" w:color="auto" w:fill="E8EDF7"/>
+          </w:tcPr>
+          <w:p>
+            <w:pPr>
+              <w:spacing w:line="264" w:lineRule="auto"/>
+            </w:pPr>
+            <w:r>
+              <w:rPr>
+                <w:rFonts w:ascii="Times New Roman" w:hAnsi="Times New Roman" w:eastAsia="微软雅黑"/>
+                <w:b/>
+                <w:i w:val="0"/>
+                <w:sz w:val="20"/>
+              </w:rPr>
+              <w:t>TTFT</w:t>
+            </w:r>
+          </w:p>
+        </w:tc>
+        <w:tc>
+          <w:tcPr>
+            <w:tcW w:type="dxa" w:w="1440"/>
+            <w:shd w:val="clear" w:color="auto" w:fill="E8EDF7"/>
+          </w:tcPr>
+          <w:p>
+            <w:pPr>
+              <w:spacing w:line="264" w:lineRule="auto"/>
+            </w:pPr>
+            <w:r>
+              <w:rPr>
+                <w:rFonts w:ascii="Times New Roman" w:hAnsi="Times New Roman" w:eastAsia="微软雅黑"/>
+                <w:b/>
+                <w:i w:val="0"/>
+                <w:sz w:val="20"/>
+              </w:rPr>
+              <w:t>TPOT</w:t>
+            </w:r>
+          </w:p>
+        </w:tc>
+        <w:tc>
+          <w:tcPr>
+            <w:tcW w:type="dxa" w:w="1440"/>
+            <w:shd w:val="clear" w:color="auto" w:fill="E8EDF7"/>
+          </w:tcPr>
+          <w:p>
+            <w:pPr>
+              <w:spacing w:line="264" w:lineRule="auto"/>
+            </w:pPr>
+            <w:r>
+              <w:rPr>
+                <w:rFonts w:ascii="Times New Roman" w:hAnsi="Times New Roman" w:eastAsia="微软雅黑"/>
+                <w:b/>
+                <w:i w:val="0"/>
+                <w:sz w:val="20"/>
+              </w:rPr>
+              <w:t>吞吐</w:t>
+            </w:r>
+          </w:p>
+        </w:tc>
+      </w:tr>
+      <w:tr>
+        <w:tc>
+          <w:tcPr>
+            <w:tcW w:type="dxa" w:w="1440"/>
+          </w:tcPr>
+          <w:p>
+            <w:pPr>
+              <w:spacing w:line="264" w:lineRule="auto"/>
+            </w:pPr>
+            <w:r>
+              <w:rPr>
+                <w:rFonts w:ascii="Times New Roman" w:hAnsi="Times New Roman" w:eastAsia="宋体"/>
+                <w:b w:val="0"/>
+                <w:i w:val="0"/>
+                <w:sz w:val="20"/>
+              </w:rPr>
+              <w:t>bf16</w:t>
+            </w:r>
+          </w:p>
+        </w:tc>
+        <w:tc>
+          <w:tcPr>
+            <w:tcW w:type="dxa" w:w="1440"/>
+          </w:tcPr>
+          <w:p>
+            <w:pPr>
+              <w:spacing w:line="264" w:lineRule="auto"/>
+            </w:pPr>
+            <w:r>
+              <w:rPr>
+                <w:rFonts w:ascii="Times New Roman" w:hAnsi="Times New Roman" w:eastAsia="宋体"/>
+                <w:b w:val="0"/>
+                <w:i w:val="0"/>
+                <w:sz w:val="20"/>
+              </w:rPr>
+              <w:t>942 MB</w:t>
+            </w:r>
+          </w:p>
+        </w:tc>
+        <w:tc>
+          <w:tcPr>
+            <w:tcW w:type="dxa" w:w="1440"/>
+          </w:tcPr>
+          <w:p>
+            <w:pPr>
+              <w:spacing w:line="264" w:lineRule="auto"/>
+            </w:pPr>
+            <w:r>
+              <w:rPr>
+                <w:rFonts w:ascii="Times New Roman" w:hAnsi="Times New Roman" w:eastAsia="宋体"/>
+                <w:b w:val="0"/>
+                <w:i w:val="0"/>
+                <w:sz w:val="20"/>
+              </w:rPr>
+              <w:t>7.1544</w:t>
+            </w:r>
+          </w:p>
+        </w:tc>
+        <w:tc>
+          <w:tcPr>
+            <w:tcW w:type="dxa" w:w="1440"/>
+          </w:tcPr>
+          <w:p>
+            <w:pPr>
+              <w:spacing w:line="264" w:lineRule="auto"/>
+            </w:pPr>
+            <w:r>
+              <w:rPr>
+                <w:rFonts w:ascii="Times New Roman" w:hAnsi="Times New Roman" w:eastAsia="宋体"/>
+                <w:b w:val="0"/>
+                <w:i w:val="0"/>
+                <w:sz w:val="20"/>
+              </w:rPr>
+              <w:t>27.2 ms</w:t>
+            </w:r>
+          </w:p>
+        </w:tc>
+        <w:tc>
+          <w:tcPr>
+            <w:tcW w:type="dxa" w:w="1440"/>
+          </w:tcPr>
+          <w:p>
+            <w:pPr>
+              <w:spacing w:line="264" w:lineRule="auto"/>
+            </w:pPr>
+            <w:r>
+              <w:rPr>
+                <w:rFonts w:ascii="Times New Roman" w:hAnsi="Times New Roman" w:eastAsia="宋体"/>
+                <w:b w:val="0"/>
+                <w:i w:val="0"/>
+                <w:sz w:val="20"/>
+              </w:rPr>
+              <w:t>25.2 ms</w:t>
+            </w:r>
+          </w:p>
+        </w:tc>
+        <w:tc>
+          <w:tcPr>
+            <w:tcW w:type="dxa" w:w="1440"/>
+          </w:tcPr>
+          <w:p>
+            <w:pPr>
+              <w:spacing w:line="264" w:lineRule="auto"/>
+            </w:pPr>
+            <w:r>
+              <w:rPr>
+                <w:rFonts w:ascii="Times New Roman" w:hAnsi="Times New Roman" w:eastAsia="宋体"/>
+                <w:b w:val="0"/>
+                <w:i w:val="0"/>
+                <w:sz w:val="20"/>
+              </w:rPr>
+              <w:t>39.6 tok/s</w:t>
+            </w:r>
+          </w:p>
+        </w:tc>
+      </w:tr>
+      <w:tr>
+        <w:tc>
+          <w:tcPr>
+            <w:tcW w:type="dxa" w:w="1440"/>
+          </w:tcPr>
+          <w:p>
+            <w:pPr>
+              <w:spacing w:line="264" w:lineRule="auto"/>
+            </w:pPr>
+            <w:r>
+              <w:rPr>
+                <w:rFonts w:ascii="Times New Roman" w:hAnsi="Times New Roman" w:eastAsia="宋体"/>
+                <w:b w:val="0"/>
+                <w:i w:val="0"/>
+                <w:sz w:val="20"/>
+              </w:rPr>
+              <w:t>NF4-4bit</w:t>
+            </w:r>
+          </w:p>
+        </w:tc>
+        <w:tc>
+          <w:tcPr>
+            <w:tcW w:type="dxa" w:w="1440"/>
+          </w:tcPr>
+          <w:p>
+            <w:pPr>
+              <w:spacing w:line="264" w:lineRule="auto"/>
+            </w:pPr>
+            <w:r>
+              <w:rPr>
+                <w:rFonts w:ascii="Times New Roman" w:hAnsi="Times New Roman" w:eastAsia="宋体"/>
+                <w:b w:val="0"/>
+                <w:i w:val="0"/>
+                <w:sz w:val="20"/>
+              </w:rPr>
+              <w:t>444 MB</w:t>
+            </w:r>
+          </w:p>
+        </w:tc>
+        <w:tc>
+          <w:tcPr>
+            <w:tcW w:type="dxa" w:w="1440"/>
+          </w:tcPr>
+          <w:p>
+            <w:pPr>
+              <w:spacing w:line="264" w:lineRule="auto"/>
+            </w:pPr>
+            <w:r>
+              <w:rPr>
+                <w:rFonts w:ascii="Times New Roman" w:hAnsi="Times New Roman" w:eastAsia="宋体"/>
+                <w:b w:val="0"/>
+                <w:i w:val="0"/>
+                <w:sz w:val="20"/>
+              </w:rPr>
+              <w:t>8.0397</w:t>
+            </w:r>
+          </w:p>
+        </w:tc>
+        <w:tc>
+          <w:tcPr>
+            <w:tcW w:type="dxa" w:w="1440"/>
+          </w:tcPr>
+          <w:p>
+            <w:pPr>
+              <w:spacing w:line="264" w:lineRule="auto"/>
+            </w:pPr>
+            <w:r>
+              <w:rPr>
+                <w:rFonts w:ascii="Times New Roman" w:hAnsi="Times New Roman" w:eastAsia="宋体"/>
+                <w:b w:val="0"/>
+                <w:i w:val="0"/>
+                <w:sz w:val="20"/>
+              </w:rPr>
+              <w:t>61.2 ms</w:t>
+            </w:r>
+          </w:p>
+        </w:tc>
+        <w:tc>
+          <w:tcPr>
+            <w:tcW w:type="dxa" w:w="1440"/>
+          </w:tcPr>
+          <w:p>
+            <w:pPr>
+              <w:spacing w:line="264" w:lineRule="auto"/>
+            </w:pPr>
+            <w:r>
+              <w:rPr>
+                <w:rFonts w:ascii="Times New Roman" w:hAnsi="Times New Roman" w:eastAsia="宋体"/>
+                <w:b w:val="0"/>
+                <w:i w:val="0"/>
+                <w:sz w:val="20"/>
+              </w:rPr>
+              <w:t>47.2 ms</w:t>
+            </w:r>
+          </w:p>
+        </w:tc>
+        <w:tc>
+          <w:tcPr>
+            <w:tcW w:type="dxa" w:w="1440"/>
+          </w:tcPr>
+          <w:p>
+            <w:pPr>
+              <w:spacing w:line="264" w:lineRule="auto"/>
+            </w:pPr>
+            <w:r>
+              <w:rPr>
+                <w:rFonts w:ascii="Times New Roman" w:hAnsi="Times New Roman" w:eastAsia="宋体"/>
+                <w:b w:val="0"/>
+                <w:i w:val="0"/>
+                <w:sz w:val="20"/>
+              </w:rPr>
+              <w:t>21.4 tok/s</w:t>
+            </w:r>
+          </w:p>
+        </w:tc>
+      </w:tr>
+    </w:tbl>
+    <w:p>
+      <w:pPr>
+        <w:spacing w:after="40"/>
+      </w:pPr>
+    </w:p>
+    <w:p>
+      <w:pPr>
+        <w:spacing w:line="324" w:lineRule="auto" w:after="40"/>
+        <w:ind w:left="280"/>
+      </w:pPr>
+      <w:r>
+        <w:rPr>
+          <w:rFonts w:ascii="Times New Roman" w:hAnsi="Times New Roman" w:eastAsia="宋体"/>
+          <w:b w:val="0"/>
+          <w:i w:val="0"/>
+          <w:sz w:val="22"/>
+        </w:rPr>
+        <w:t xml:space="preserve">• </w:t>
+      </w:r>
+      <w:r>
+        <w:rPr>
+          <w:rFonts w:ascii="Times New Roman" w:hAnsi="Times New Roman" w:eastAsia="宋体"/>
+          <w:b/>
+          <w:i w:val="0"/>
+          <w:sz w:val="22"/>
+        </w:rPr>
+        <w:t>显存压到约 47%</w:t>
+      </w:r>
+      <w:r>
+        <w:rPr>
+          <w:rFonts w:ascii="Times New Roman" w:hAnsi="Times New Roman" w:eastAsia="宋体"/>
+          <w:b w:val="0"/>
+          <w:i w:val="0"/>
+          <w:sz w:val="22"/>
+        </w:rPr>
+        <w:t>（不是理论的 1/4：量化常数、默认不量化的 lm_head、固定 CUDA 开销都占空间；模型越大，纯权重占比越高，越接近 1/4）；</w:t>
+      </w:r>
+    </w:p>
+    <w:p>
+      <w:pPr>
+        <w:spacing w:line="324" w:lineRule="auto" w:after="40"/>
+        <w:ind w:left="280"/>
+      </w:pPr>
+      <w:r>
+        <w:rPr>
+          <w:rFonts w:ascii="Times New Roman" w:hAnsi="Times New Roman" w:eastAsia="宋体"/>
+          <w:b w:val="0"/>
+          <w:i w:val="0"/>
+          <w:sz w:val="22"/>
+        </w:rPr>
+        <w:t xml:space="preserve">• </w:t>
+      </w:r>
+      <w:r>
+        <w:rPr>
+          <w:rFonts w:ascii="Times New Roman" w:hAnsi="Times New Roman" w:eastAsia="宋体"/>
+          <w:b/>
+          <w:i w:val="0"/>
+          <w:sz w:val="22"/>
+        </w:rPr>
+        <w:t>PPL 上升约 12%</w:t>
+      </w:r>
+      <w:r>
+        <w:rPr>
+          <w:rFonts w:ascii="Times New Roman" w:hAnsi="Times New Roman" w:eastAsia="宋体"/>
+          <w:b w:val="0"/>
+          <w:i w:val="0"/>
+          <w:sz w:val="22"/>
+        </w:rPr>
+        <w:t>，这是 4bit 的精度代价，小模型对量化更敏感，大模型通常更"抗量化"；</w:t>
+      </w:r>
+    </w:p>
+    <w:p>
+      <w:pPr>
+        <w:spacing w:line="324" w:lineRule="auto" w:after="40"/>
+        <w:ind w:left="280"/>
+      </w:pPr>
+      <w:r>
+        <w:rPr>
+          <w:rFonts w:ascii="Times New Roman" w:hAnsi="Times New Roman" w:eastAsia="宋体"/>
+          <w:b w:val="0"/>
+          <w:i w:val="0"/>
+          <w:sz w:val="22"/>
+        </w:rPr>
+        <w:t xml:space="preserve">• </w:t>
+      </w:r>
+      <w:r>
+        <w:rPr>
+          <w:rFonts w:ascii="Times New Roman" w:hAnsi="Times New Roman" w:eastAsia="宋体"/>
+          <w:b/>
+          <w:i w:val="0"/>
+          <w:sz w:val="22"/>
+        </w:rPr>
+        <w:t>这张卡上 4bit 反而更慢</w:t>
+      </w:r>
+      <w:r>
+        <w:rPr>
+          <w:rFonts w:ascii="Times New Roman" w:hAnsi="Times New Roman" w:eastAsia="宋体"/>
+          <w:b w:val="0"/>
+          <w:i w:val="0"/>
+          <w:sz w:val="22"/>
+        </w:rPr>
+        <w:t>：每次前向都要把 4bit 反量化回 bf16 计算，而 0.5B 小模型根本不受显存带宽瓶颈，省带宽没有收益、反量化却有成本。4bit 的真正价值是"让原本放不下的模型放得下 / 省出显存开更大 batch 与更长上下文"，而不是给小模型提速；当模型大到带宽受限，量化才可能同时带来吞吐收益。GPTQ/AWQ/vLLM 未实测，对应行留空。</w:t>
+      </w:r>
+    </w:p>
+    <w:p>
+      <w:pPr>
         <w:pStyle w:val="Heading2"/>
         <w:spacing w:before="200" w:after="80"/>
       </w:pPr>

--- a/03-peft-framework/notes/peft-distributed-quant.docx
+++ b/03-peft-framework/notes/peft-distributed-quant.docx
@@ -12,7 +12,7 @@
           <w:rFonts w:ascii="Times New Roman" w:hAnsi="Times New Roman" w:eastAsia="微软雅黑"/>
           <w:b/>
           <w:i w:val="0"/>
-          <w:color w:val="1F3964"/>
+          <w:color w:val="4E7EBA"/>
           <w:sz w:val="40"/>
         </w:rPr>
         <w:t>微调 / 分布式 / 量化选型：方法原理与怎么选</w:t>
@@ -186,7 +186,7 @@
           <w:rFonts w:ascii="Times New Roman" w:hAnsi="Times New Roman" w:eastAsia="微软雅黑"/>
           <w:b/>
           <w:i w:val="0"/>
-          <w:color w:val="1F3964"/>
+          <w:color w:val="4E7EBA"/>
           <w:sz w:val="32"/>
         </w:rPr>
         <w:t>第一部分 · 参数高效微调（PEFT）怎么选</w:t>
@@ -202,7 +202,7 @@
           <w:rFonts w:ascii="Times New Roman" w:hAnsi="Times New Roman" w:eastAsia="微软雅黑"/>
           <w:b/>
           <w:i w:val="0"/>
-          <w:color w:val="1F3964"/>
+          <w:color w:val="4E7EBA"/>
           <w:sz w:val="27"/>
         </w:rPr>
         <w:t>1.1 先建立显存账本</w:t>
@@ -294,7 +294,7 @@
           <w:rFonts w:ascii="Times New Roman" w:hAnsi="Times New Roman" w:eastAsia="微软雅黑"/>
           <w:b/>
           <w:i w:val="0"/>
-          <w:color w:val="1F3964"/>
+          <w:color w:val="4E7EBA"/>
           <w:sz w:val="27"/>
         </w:rPr>
         <w:t>1.2 八种方法横向对比</w:t>
@@ -1226,7 +1226,7 @@
           <w:rFonts w:ascii="Times New Roman" w:hAnsi="Times New Roman" w:eastAsia="微软雅黑"/>
           <w:b/>
           <w:i w:val="0"/>
-          <w:color w:val="1F3964"/>
+          <w:color w:val="4E7EBA"/>
           <w:sz w:val="27"/>
         </w:rPr>
         <w:t>1.3 LoRA 关键超参（框架里最常调的）</w:t>
@@ -1459,7 +1459,7 @@
           <w:rFonts w:ascii="Times New Roman" w:hAnsi="Times New Roman" w:eastAsia="微软雅黑"/>
           <w:b/>
           <w:i w:val="0"/>
-          <w:color w:val="1F3964"/>
+          <w:color w:val="4E7EBA"/>
           <w:sz w:val="27"/>
         </w:rPr>
         <w:t>1.4 怎么选（决策）</w:t>
@@ -1580,7 +1580,7 @@
           <w:rFonts w:ascii="Times New Roman" w:hAnsi="Times New Roman" w:eastAsia="微软雅黑"/>
           <w:b/>
           <w:i w:val="0"/>
-          <w:color w:val="1F3964"/>
+          <w:color w:val="4E7EBA"/>
           <w:sz w:val="27"/>
         </w:rPr>
         <w:t>1.5 实测对照：Full vs LoRA vs QLoRA（本仓库已复现）</w:t>
@@ -2302,7 +2302,7 @@
           <w:rFonts w:ascii="Times New Roman" w:hAnsi="Times New Roman" w:eastAsia="微软雅黑"/>
           <w:b/>
           <w:i w:val="0"/>
-          <w:color w:val="1F3964"/>
+          <w:color w:val="4E7EBA"/>
           <w:sz w:val="32"/>
         </w:rPr>
         <w:t>第二部分 · 分布式训练怎么选</w:t>
@@ -2318,7 +2318,7 @@
           <w:rFonts w:ascii="Times New Roman" w:hAnsi="Times New Roman" w:eastAsia="微软雅黑"/>
           <w:b/>
           <w:i w:val="0"/>
-          <w:color w:val="1F3964"/>
+          <w:color w:val="4E7EBA"/>
           <w:sz w:val="27"/>
         </w:rPr>
         <w:t>2.1 三种基本并行的切分对象</w:t>
@@ -2723,7 +2723,7 @@
           <w:rFonts w:ascii="Times New Roman" w:hAnsi="Times New Roman" w:eastAsia="微软雅黑"/>
           <w:b/>
           <w:i w:val="0"/>
-          <w:color w:val="1F3964"/>
+          <w:color w:val="4E7EBA"/>
           <w:sz w:val="27"/>
         </w:rPr>
         <w:t>2.2 DeepSpeed ZeRO：在数据并行内部逐级省显存</w:t>
@@ -3270,7 +3270,7 @@
           <w:rFonts w:ascii="Times New Roman" w:hAnsi="Times New Roman" w:eastAsia="微软雅黑"/>
           <w:b/>
           <w:i w:val="0"/>
-          <w:color w:val="1F3964"/>
+          <w:color w:val="4E7EBA"/>
           <w:sz w:val="27"/>
         </w:rPr>
         <w:t>2.3 怎么选</w:t>
@@ -3418,7 +3418,7 @@
           <w:rFonts w:ascii="Times New Roman" w:hAnsi="Times New Roman" w:eastAsia="微软雅黑"/>
           <w:b/>
           <w:i w:val="0"/>
-          <w:color w:val="1F3964"/>
+          <w:color w:val="4E7EBA"/>
           <w:sz w:val="32"/>
         </w:rPr>
         <w:t>第三部分 · 量化与推理部署怎么选</w:t>
@@ -3434,7 +3434,7 @@
           <w:rFonts w:ascii="Times New Roman" w:hAnsi="Times New Roman" w:eastAsia="微软雅黑"/>
           <w:b/>
           <w:i w:val="0"/>
-          <w:color w:val="1F3964"/>
+          <w:color w:val="4E7EBA"/>
           <w:sz w:val="27"/>
         </w:rPr>
         <w:t>3.1 先分清"量化"和"推理引擎"是两件事</w:t>
@@ -3516,7 +3516,7 @@
           <w:rFonts w:ascii="Times New Roman" w:hAnsi="Times New Roman" w:eastAsia="微软雅黑"/>
           <w:b/>
           <w:i w:val="0"/>
-          <w:color w:val="1F3964"/>
+          <w:color w:val="4E7EBA"/>
           <w:sz w:val="27"/>
         </w:rPr>
         <w:t>3.2 两种主流 4bit 权重量化</w:t>
@@ -3753,7 +3753,7 @@
           <w:rFonts w:ascii="Times New Roman" w:hAnsi="Times New Roman" w:eastAsia="微软雅黑"/>
           <w:b/>
           <w:i w:val="0"/>
-          <w:color w:val="1F3964"/>
+          <w:color w:val="4E7EBA"/>
           <w:sz w:val="27"/>
         </w:rPr>
         <w:t>3.3 vLLM 为什么快：PagedAttention</w:t>
@@ -3858,7 +3858,7 @@
           <w:rFonts w:ascii="Times New Roman" w:hAnsi="Times New Roman" w:eastAsia="微软雅黑"/>
           <w:b/>
           <w:i w:val="0"/>
-          <w:color w:val="1F3964"/>
+          <w:color w:val="4E7EBA"/>
           <w:sz w:val="27"/>
         </w:rPr>
         <w:t>3.4 推理该看哪些指标（对应 experiments/quant_infer.csv）</w:t>
@@ -4062,7 +4062,7 @@
           <w:rFonts w:ascii="Times New Roman" w:hAnsi="Times New Roman" w:eastAsia="微软雅黑"/>
           <w:b/>
           <w:i w:val="0"/>
-          <w:color w:val="1F3964"/>
+          <w:color w:val="4E7EBA"/>
           <w:sz w:val="27"/>
         </w:rPr>
         <w:t>3.5 实测对照：bf16 vs NF4-4bit（本仓库已复现）</w:t>
@@ -4604,7 +4604,7 @@
           <w:rFonts w:ascii="Times New Roman" w:hAnsi="Times New Roman" w:eastAsia="微软雅黑"/>
           <w:b/>
           <w:i w:val="0"/>
-          <w:color w:val="1F3964"/>
+          <w:color w:val="4E7EBA"/>
           <w:sz w:val="32"/>
         </w:rPr>
         <w:t>收尾：三类选型的共同方法论</w:t>
@@ -5180,7 +5180,7 @@
       <w:rFonts w:asciiTheme="majorHAnsi" w:eastAsiaTheme="majorEastAsia" w:hAnsiTheme="majorHAnsi" w:cstheme="majorBidi" w:eastAsia="微软雅黑"/>
       <w:b/>
       <w:bCs/>
-      <w:color w:val="365F91" w:themeColor="accent1" w:themeShade="BF"/>
+      <w:color w:val="4E7EBA"/>
       <w:sz w:val="28"/>
       <w:szCs w:val="28"/>
     </w:rPr>
@@ -5204,7 +5204,7 @@
       <w:rFonts w:asciiTheme="majorHAnsi" w:eastAsiaTheme="majorEastAsia" w:hAnsiTheme="majorHAnsi" w:cstheme="majorBidi" w:eastAsia="微软雅黑"/>
       <w:b/>
       <w:bCs/>
-      <w:color w:val="4F81BD" w:themeColor="accent1"/>
+      <w:color w:val="4E7EBA"/>
       <w:sz w:val="26"/>
       <w:szCs w:val="26"/>
     </w:rPr>
@@ -5228,7 +5228,7 @@
       <w:rFonts w:asciiTheme="majorHAnsi" w:eastAsiaTheme="majorEastAsia" w:hAnsiTheme="majorHAnsi" w:cstheme="majorBidi" w:eastAsia="微软雅黑"/>
       <w:b/>
       <w:bCs/>
-      <w:color w:val="4F81BD" w:themeColor="accent1"/>
+      <w:color w:val="4E7EBA"/>
     </w:rPr>
   </w:style>
   <w:style w:type="paragraph" w:styleId="Heading4">
@@ -5253,7 +5253,7 @@
       <w:bCs/>
       <w:i/>
       <w:iCs/>
-      <w:color w:val="4F81BD" w:themeColor="accent1"/>
+      <w:color w:val="4E7EBA"/>
     </w:rPr>
   </w:style>
   <w:style w:type="paragraph" w:styleId="Heading5">
